--- a/docs/clinic/Nuskho-First-Clinic-Guide.docx
+++ b/docs/clinic/Nuskho-First-Clinic-Guide.docx
@@ -335,7 +335,7 @@
           <w:sz w:val="21"/>
           <w:szCs w:val="21"/>
         </w:rPr>
-        <w:t xml:space="preserve">Open it with Start Nuskho.bat, never by double clicking index.html. The bat file starts Chrome with the flags that let records persist and printing happen without a dialog.</w:t>
+        <w:t xml:space="preserve">Open it with Start Nuskho.bat and nothing else: not index.html, not a bookmark, not a second browser. That one launcher starts the clinic’s own wifi service and opens the app on it, which is how every Nuskho clinic runs, with phones or without. A browser keeps its records under the address the app was opened from, so a second way in would be a second, empty clinic. Two windows appear: the big one is Nuskho, the small one must stay open all evening. Make a desktop shortcut to the launcher and say this out loud to whoever opens up.</w:t>
       </w:r>
     </w:p>
     <w:p>

--- a/docs/clinic/Nuskho-First-Clinic-Guide.docx
+++ b/docs/clinic/Nuskho-First-Clinic-Guide.docx
@@ -1165,7 +1165,7 @@
           <w:sz w:val="19"/>
           <w:szCs w:val="19"/>
         </w:rPr>
-        <w:t xml:space="preserve">If you type for the doctor in the room, you hold the same prescription screen he does. The slip still prints under his name, from his room.</w:t>
+        <w:t xml:space="preserve">You cannot open a prescription, and you are not meant to: the doctor’s name is on that paper. What is yours is the corridor. When he asks for a sugar or an HbA1c, do it there and then on the clinic’s machine, tell him the number, and he writes it on the slip. The charge for it appears on your queue, and you take the money as the patient leaves the room.</w:t>
       </w:r>
     </w:p>
     <w:p>
